--- a/docs/TestSummaryReport_SmartParking.docx
+++ b/docs/TestSummaryReport_SmartParking.docx
@@ -57,7 +57,7 @@
         <w:rPr>
           <w:rFonts w:ascii="Arial" w:cs="Arial" w:eastAsia="Arial" w:hAnsi="Arial"/>
         </w:rPr>
-        <w:t xml:space="preserve">1.0</w:t>
+        <w:t>1.1</w:t>
       </w:r>
     </w:p>
     <w:p>
@@ -95,7 +95,7 @@
         <w:rPr>
           <w:rFonts w:ascii="Arial" w:cs="Arial" w:eastAsia="Arial" w:hAnsi="Arial"/>
         </w:rPr>
-        <w:t xml:space="preserve">10-10-2026</w:t>
+        <w:t>29-10-2026</w:t>
       </w:r>
     </w:p>
     <w:p>
@@ -770,7 +770,7 @@
         <w:rPr>
           <w:rFonts w:ascii="Arial" w:cs="Arial" w:eastAsia="Arial" w:hAnsi="Arial"/>
         </w:rPr>
-        <w:t xml:space="preserve">This report summarises the testing of SPMS v1.0 against the Software Test Plan (STP) v1.1 and gives the team's assessment of readiness.</w:t>
+        <w:t>This report summarises the testing of SPMS v1.0 against the Software Test Plan (STP) v1.2 and gives the team's assessment of readiness.</w:t>
       </w:r>
     </w:p>
     <w:p>
@@ -789,7 +789,7 @@
         <w:rPr>
           <w:rFonts w:ascii="Arial" w:cs="Arial" w:eastAsia="Arial" w:hAnsi="Arial"/>
         </w:rPr>
-        <w:t xml:space="preserve">main branch of github.com/SiRex750/smart-parking after PR #19 (11-10-2026), Python 3.12 on GitHub Actions ubuntu-latest; also run locally on Python 3.13.</w:t>
+        <w:t>main branch of github.com/SiRex750/smart-parking after PR #19 (11-10-2026) plus the Part-3 gap-closing tests (tests/test_branch_gaps.py, 10 tests), Python 3.12 on GitHub Actions ubuntu-latest; also run locally on Python 3.13.</w:t>
       </w:r>
     </w:p>
     <w:p>
@@ -808,7 +808,7 @@
         <w:rPr>
           <w:rFonts w:ascii="Arial" w:cs="Arial" w:eastAsia="Arial" w:hAnsi="Arial"/>
         </w:rPr>
-        <w:t xml:space="preserve">SPMS SRS v1.1, SAD v1.0, STP v1.1, GitHub Actions run history, pull requests #1–#19.</w:t>
+        <w:t>SPMS SRS v1.1, SAD v1.0, STP v1.2, GitHub Actions run history, pull requests #1–#19.</w:t>
       </w:r>
     </w:p>
     <w:p>
@@ -929,7 +929,7 @@
                 <w:sz w:val="17"/>
                 <w:szCs w:val="17"/>
               </w:rPr>
-              <w:t xml:space="preserve">Automated tests on main</w:t>
+              <w:t>Automated tests (main + Part-3 tests)</w:t>
             </w:r>
           </w:p>
         </w:tc>
@@ -958,7 +958,7 @@
                 <w:sz w:val="17"/>
                 <w:szCs w:val="17"/>
               </w:rPr>
-              <w:t xml:space="preserve">103 passed, 0 failed</w:t>
+              <w:t>113 passed, 0 failed</w:t>
             </w:r>
           </w:p>
         </w:tc>
@@ -1018,7 +1018,7 @@
                 <w:sz w:val="17"/>
                 <w:szCs w:val="17"/>
               </w:rPr>
-              <w:t xml:space="preserve">98% (349 statements, 6 missed); CI fails below 80%</w:t>
+              <w:t>100% line and 100% branch (349 statements, 94 branches, none missed); CI fails below 80%</w:t>
             </w:r>
           </w:p>
         </w:tc>
@@ -1078,7 +1078,7 @@
                 <w:sz w:val="17"/>
                 <w:szCs w:val="17"/>
               </w:rPr>
-              <w:t xml:space="preserve">39 run, 39 passed, 0 failed</w:t>
+              <w:t>40 run, 40 passed, 0 failed (to 29-10-2026)</w:t>
             </w:r>
           </w:p>
         </w:tc>
@@ -1258,7 +1258,7 @@
                 <w:sz w:val="17"/>
                 <w:szCs w:val="17"/>
               </w:rPr>
-              <w:t xml:space="preserve">5 / 6 (NF-006 Windows run pending)</w:t>
+              <w:t>4 / 6 (NF-005 manual walkthrough and NF-006 Windows run pending)</w:t>
             </w:r>
           </w:p>
         </w:tc>
@@ -5119,7 +5119,7 @@
                 <w:sz w:val="15"/>
                 <w:szCs w:val="15"/>
               </w:rPr>
-              <w:t xml:space="preserve">CI gate --cov-fail-under=80; coverage 98%</w:t>
+              <w:t>CI gate --cov-fail-under=80; coverage 100%</w:t>
             </w:r>
           </w:p>
         </w:tc>
@@ -7334,7 +7334,7 @@
                 <w:sz w:val="17"/>
                 <w:szCs w:val="17"/>
               </w:rPr>
-              <w:t xml:space="preserve">1</w:t>
+              <w:t>0</w:t>
             </w:r>
           </w:p>
         </w:tc>
@@ -7363,7 +7363,7 @@
                 <w:sz w:val="17"/>
                 <w:szCs w:val="17"/>
               </w:rPr>
-              <w:t xml:space="preserve">98%</w:t>
+              <w:t>100%</w:t>
             </w:r>
           </w:p>
         </w:tc>
@@ -7628,7 +7628,7 @@
                 <w:sz w:val="17"/>
                 <w:szCs w:val="17"/>
               </w:rPr>
-              <w:t xml:space="preserve">5</w:t>
+              <w:t>0</w:t>
             </w:r>
           </w:p>
         </w:tc>
@@ -7657,7 +7657,7 @@
                 <w:sz w:val="17"/>
                 <w:szCs w:val="17"/>
               </w:rPr>
-              <w:t xml:space="preserve">94%</w:t>
+              <w:t>100%</w:t>
             </w:r>
           </w:p>
         </w:tc>
@@ -7775,7 +7775,7 @@
                 <w:sz w:val="17"/>
                 <w:szCs w:val="17"/>
               </w:rPr>
-              <w:t xml:space="preserve">6</w:t>
+              <w:t>0</w:t>
             </w:r>
           </w:p>
         </w:tc>
@@ -7804,7 +7804,7 @@
                 <w:sz w:val="17"/>
                 <w:szCs w:val="17"/>
               </w:rPr>
-              <w:t xml:space="preserve">98%</w:t>
+              <w:t>100%</w:t>
             </w:r>
           </w:p>
         </w:tc>
@@ -10639,7 +10639,7 @@
         <w:sz w:val="16"/>
         <w:szCs w:val="16"/>
       </w:rPr>
-      <w:t xml:space="preserve">SPMS — Test Summary Report v1.0  |  Page </w:t>
+      <w:t xml:space="preserve">SPMS — Test Summary Report v1.1  |  Page </w:t>
     </w:r>
     <w:r>
       <w:rPr>
